--- a/docs/Pubblicazione_App_Silvestre.docx
+++ b/docs/Pubblicazione_App_Silvestre.docx
@@ -377,6 +377,54 @@
         </w:tc>
       </w:tr>
     </w:tbl>
+    <w:p>
+      <w:pPr>
+        <w:pStyle w:val="Heading2"/>
+      </w:pPr>
+      <w:r>
+        <w:rPr>
+          <w:rFonts w:ascii="Calibri" w:hAnsi="Calibri"/>
+          <w:color w:val="F47521"/>
+        </w:rPr>
+        <w:t>Stato attuale</w:t>
+      </w:r>
+    </w:p>
+    <w:p>
+      <w:r>
+        <w:rPr>
+          <w:rFonts w:ascii="Calibri" w:hAnsi="Calibri"/>
+          <w:b w:val="0"/>
+          <w:i w:val="0"/>
+          <w:color w:val="2B2B2B"/>
+          <w:sz w:val="22"/>
+        </w:rPr>
+        <w:t>L'app E' GIA' DEPLOYATA su Firebase Hosting:</w:t>
+      </w:r>
+    </w:p>
+    <w:p>
+      <w:r>
+        <w:rPr>
+          <w:rFonts w:ascii="Calibri" w:hAnsi="Calibri"/>
+          <w:b/>
+          <w:i w:val="0"/>
+          <w:color w:val="2B2B2B"/>
+          <w:sz w:val="22"/>
+        </w:rPr>
+        <w:t xml:space="preserve">  https://silvestre-fotoservizi.web.app</w:t>
+      </w:r>
+    </w:p>
+    <w:p>
+      <w:r>
+        <w:rPr>
+          <w:rFonts w:ascii="Calibri" w:hAnsi="Calibri"/>
+          <w:b w:val="0"/>
+          <w:i w:val="0"/>
+          <w:color w:val="2B2B2B"/>
+          <w:sz w:val="22"/>
+        </w:rPr>
+        <w:t>L'unico "upgrade" futuro e' aggiungere un dominio personalizzato (es. app.silvestrefotoservizi.it) tramite Firebase Console -&gt; Hosting -&gt; "Add custom domain". Costa solo il dominio (~15 EUR/anno).</w:t>
+      </w:r>
+    </w:p>
     <w:p>
       <w:pPr>
         <w:pStyle w:val="Heading2"/>
